--- a/docs/future-pathways-white-paper-2026.docx
+++ b/docs/future-pathways-white-paper-2026.docx
@@ -469,7 +469,7 @@
         <w:spacing w:before="60" w:after="60"/>
       </w:pPr>
       <w:r>
-        <w:t>Government alignment: explicitly designed to support UAE Vision 2021, UAE Centennial 2071, and UAE Agenda 2031 — making the platform a natural candidate for public sector endorsement and procurement.</w:t>
+        <w:t>Government alignment: explicitly designed to support UAE Centennial 2071 and We the UAE 2031 — making the platform a natural candidate for public sector endorsement and procurement.</w:t>
       </w:r>
     </w:p>
     <w:p>
@@ -561,7 +561,7 @@
         <w:t>programs</w:t>
       </w:r>
       <w:r>
-        <w:t xml:space="preserve"> — UAE Vision 2021, UAE Centennial 2071, and UAE Agenda 2031 — share a common dependency: a highly skilled, future-ready national workforce. Yet the infrastructure to guide students towards that workforce remains underdeveloped in secondary schools.</w:t>
+        <w:t xml:space="preserve"> — UAE Centennial 2071 and We the UAE 2031 — share a common dependency: a highly skilled, future-ready national workforce. Yet the infrastructure to guide students towards that workforce remains underdeveloped in secondary schools.</w:t>
       </w:r>
     </w:p>
     <w:p>
